--- a/Nuvea_Doc/Doc_Final/Especificacion_Casos_de_Uso_SAMR_v3.docx
+++ b/Nuvea_Doc/Doc_Final/Especificacion_Casos_de_Uso_SAMR_v3.docx
@@ -4285,7 +4285,7 @@
         </w:trPr>
         <w:tc>
           <w:tcPr>
-            <w:tcW w:w="2535" w:type="dxa"/>
+            <w:tcW w:w="2461" w:type="dxa"/>
             <w:tcBorders>
               <w:top w:val="single" w:sz="2" w:space="0" w:color="BFBFBF" w:themeColor="background1" w:themeShade="BF"/>
               <w:left w:val="single" w:sz="2" w:space="0" w:color="BFBFBF" w:themeColor="background1" w:themeShade="BF"/>
@@ -4326,7 +4326,7 @@
         </w:tc>
         <w:tc>
           <w:tcPr>
-            <w:tcW w:w="6825" w:type="dxa"/>
+            <w:tcW w:w="6554" w:type="dxa"/>
             <w:tcBorders>
               <w:top w:val="single" w:sz="2" w:space="0" w:color="BFBFBF" w:themeColor="background1" w:themeShade="BF"/>
               <w:left w:val="single" w:sz="2" w:space="0" w:color="BFBFBF" w:themeColor="background1" w:themeShade="BF"/>
@@ -4375,7 +4375,7 @@
         </w:trPr>
         <w:tc>
           <w:tcPr>
-            <w:tcW w:w="2535" w:type="dxa"/>
+            <w:tcW w:w="2461" w:type="dxa"/>
             <w:tcBorders>
               <w:top w:val="single" w:sz="2" w:space="0" w:color="BFBFBF" w:themeColor="background1" w:themeShade="BF"/>
               <w:left w:val="single" w:sz="1" w:space="0" w:color="AAAAAA"/>
@@ -4410,7 +4410,7 @@
         </w:tc>
         <w:tc>
           <w:tcPr>
-            <w:tcW w:w="6825" w:type="dxa"/>
+            <w:tcW w:w="6554" w:type="dxa"/>
             <w:tcBorders>
               <w:top w:val="single" w:sz="2" w:space="0" w:color="BFBFBF" w:themeColor="background1" w:themeShade="BF"/>
               <w:left w:val="single" w:sz="1" w:space="0" w:color="AAAAAA"/>
@@ -4455,7 +4455,7 @@
         </w:trPr>
         <w:tc>
           <w:tcPr>
-            <w:tcW w:w="2535" w:type="dxa"/>
+            <w:tcW w:w="2461" w:type="dxa"/>
             <w:tcBorders>
               <w:top w:val="single" w:sz="1" w:space="0" w:color="AAAAAA"/>
               <w:left w:val="single" w:sz="1" w:space="0" w:color="AAAAAA"/>
@@ -4490,7 +4490,7 @@
         </w:tc>
         <w:tc>
           <w:tcPr>
-            <w:tcW w:w="6825" w:type="dxa"/>
+            <w:tcW w:w="6554" w:type="dxa"/>
             <w:tcBorders>
               <w:top w:val="single" w:sz="1" w:space="0" w:color="AAAAAA"/>
               <w:left w:val="single" w:sz="1" w:space="0" w:color="AAAAAA"/>
@@ -4510,14 +4510,21 @@
               <w:rPr>
                 <w:sz w:val="18"/>
                 <w:szCs w:val="18"/>
-                <w:lang w:val="en-US"/>
-              </w:rPr>
-            </w:pPr>
-            <w:r>
-              <w:rPr>
-                <w:sz w:val="20"/>
-              </w:rPr>
-              <w:t>UC-02</w:t>
+              </w:rPr>
+            </w:pPr>
+            <w:proofErr w:type="spellStart"/>
+            <w:r>
+              <w:rPr>
+                <w:sz w:val="20"/>
+              </w:rPr>
+              <w:t>Triaje</w:t>
+            </w:r>
+            <w:proofErr w:type="spellEnd"/>
+            <w:r>
+              <w:rPr>
+                <w:sz w:val="20"/>
+              </w:rPr>
+              <w:t xml:space="preserve"> Inteligente y Gestión de Solicitudes</w:t>
             </w:r>
           </w:p>
         </w:tc>
@@ -4528,7 +4535,7 @@
         </w:trPr>
         <w:tc>
           <w:tcPr>
-            <w:tcW w:w="2535" w:type="dxa"/>
+            <w:tcW w:w="2461" w:type="dxa"/>
             <w:tcBorders>
               <w:top w:val="single" w:sz="1" w:space="0" w:color="AAAAAA"/>
               <w:left w:val="single" w:sz="1" w:space="0" w:color="AAAAAA"/>
@@ -4563,7 +4570,7 @@
         </w:tc>
         <w:tc>
           <w:tcPr>
-            <w:tcW w:w="6825" w:type="dxa"/>
+            <w:tcW w:w="6554" w:type="dxa"/>
             <w:tcBorders>
               <w:top w:val="single" w:sz="1" w:space="0" w:color="AAAAAA"/>
               <w:left w:val="single" w:sz="1" w:space="0" w:color="AAAAAA"/>
@@ -4583,23 +4590,24 @@
               <w:rPr>
                 <w:sz w:val="18"/>
                 <w:szCs w:val="18"/>
+                <w:lang w:val="es-ES"/>
+              </w:rPr>
+            </w:pPr>
+            <w:r>
+              <w:rPr>
+                <w:sz w:val="20"/>
+              </w:rPr>
+              <w:t>Paciente (ST01)</w:t>
+            </w:r>
+          </w:p>
+          <w:p>
+            <w:pPr>
+              <w:rPr>
+                <w:sz w:val="18"/>
+                <w:szCs w:val="18"/>
                 <w:lang w:val="es-EC"/>
               </w:rPr>
             </w:pPr>
-            <w:proofErr w:type="spellStart"/>
-            <w:r>
-              <w:rPr>
-                <w:sz w:val="20"/>
-              </w:rPr>
-              <w:t>Triaje</w:t>
-            </w:r>
-            <w:proofErr w:type="spellEnd"/>
-            <w:r>
-              <w:rPr>
-                <w:sz w:val="20"/>
-              </w:rPr>
-              <w:t xml:space="preserve"> Inteligente y Gestión de Solicitudes</w:t>
-            </w:r>
           </w:p>
         </w:tc>
       </w:tr>
@@ -4609,7 +4617,7 @@
         </w:trPr>
         <w:tc>
           <w:tcPr>
-            <w:tcW w:w="2535" w:type="dxa"/>
+            <w:tcW w:w="2461" w:type="dxa"/>
             <w:tcBorders>
               <w:top w:val="single" w:sz="1" w:space="0" w:color="AAAAAA"/>
               <w:left w:val="single" w:sz="1" w:space="0" w:color="AAAAAA"/>
@@ -4658,7 +4666,7 @@
         </w:tc>
         <w:tc>
           <w:tcPr>
-            <w:tcW w:w="6825" w:type="dxa"/>
+            <w:tcW w:w="6554" w:type="dxa"/>
             <w:tcBorders>
               <w:top w:val="single" w:sz="1" w:space="0" w:color="AAAAAA"/>
               <w:left w:val="single" w:sz="1" w:space="0" w:color="AAAAAA"/>
@@ -4685,7 +4693,21 @@
               <w:rPr>
                 <w:sz w:val="20"/>
               </w:rPr>
-              <w:t>Paciente (ST01)</w:t>
+              <w:t xml:space="preserve">Bot Conversacional, Dispositivo </w:t>
+            </w:r>
+            <w:proofErr w:type="spellStart"/>
+            <w:r>
+              <w:rPr>
+                <w:sz w:val="20"/>
+              </w:rPr>
+              <w:t>IoT</w:t>
+            </w:r>
+            <w:proofErr w:type="spellEnd"/>
+            <w:r>
+              <w:rPr>
+                <w:sz w:val="20"/>
+              </w:rPr>
+              <w:t>, Med-Gemini, Personal Médico (ST02), Personal Administrativo (ST03), Centro de Asistencia (ST04)</w:t>
             </w:r>
           </w:p>
           <w:p/>
@@ -4697,7 +4719,7 @@
         </w:trPr>
         <w:tc>
           <w:tcPr>
-            <w:tcW w:w="2535" w:type="dxa"/>
+            <w:tcW w:w="2461" w:type="dxa"/>
             <w:tcBorders>
               <w:top w:val="single" w:sz="1" w:space="0" w:color="AAAAAA"/>
               <w:left w:val="single" w:sz="1" w:space="0" w:color="AAAAAA"/>
@@ -4720,17 +4742,23 @@
                 <w:lang w:val="en-US"/>
               </w:rPr>
             </w:pPr>
-            <w:r>
-              <w:rPr>
-                <w:sz w:val="20"/>
+            <w:proofErr w:type="spellStart"/>
+            <w:r>
+              <w:rPr>
+                <w:b/>
+                <w:bCs/>
+                <w:sz w:val="18"/>
+                <w:szCs w:val="18"/>
+                <w:lang w:val="en-US"/>
               </w:rPr>
               <w:t>Prioridad</w:t>
             </w:r>
-          </w:p>
-        </w:tc>
-        <w:tc>
-          <w:tcPr>
-            <w:tcW w:w="6825" w:type="dxa"/>
+            <w:proofErr w:type="spellEnd"/>
+          </w:p>
+        </w:tc>
+        <w:tc>
+          <w:tcPr>
+            <w:tcW w:w="6554" w:type="dxa"/>
             <w:tcBorders>
               <w:top w:val="single" w:sz="1" w:space="0" w:color="AAAAAA"/>
               <w:left w:val="single" w:sz="1" w:space="0" w:color="AAAAAA"/>
@@ -4756,96 +4784,6 @@
               <w:rPr>
                 <w:sz w:val="20"/>
               </w:rPr>
-              <w:t xml:space="preserve">Bot Conversacional, Dispositivo </w:t>
-            </w:r>
-            <w:proofErr w:type="spellStart"/>
-            <w:r>
-              <w:rPr>
-                <w:sz w:val="20"/>
-              </w:rPr>
-              <w:t>IoT</w:t>
-            </w:r>
-            <w:proofErr w:type="spellEnd"/>
-            <w:r>
-              <w:rPr>
-                <w:sz w:val="20"/>
-              </w:rPr>
-              <w:t>, Med-Gemini, Personal Médico (ST02), Personal Administrativo (ST03), Centro de Asistencia (ST04)</w:t>
-            </w:r>
-          </w:p>
-        </w:tc>
-      </w:tr>
-      <w:tr>
-        <w:trPr>
-          <w:trHeight w:val="300"/>
-        </w:trPr>
-        <w:tc>
-          <w:tcPr>
-            <w:tcW w:w="2535" w:type="dxa"/>
-            <w:tcBorders>
-              <w:top w:val="single" w:sz="1" w:space="0" w:color="AAAAAA"/>
-              <w:left w:val="single" w:sz="1" w:space="0" w:color="AAAAAA"/>
-              <w:bottom w:val="single" w:sz="1" w:space="0" w:color="AAAAAA"/>
-              <w:right w:val="single" w:sz="1" w:space="0" w:color="AAAAAA"/>
-            </w:tcBorders>
-            <w:shd w:val="clear" w:color="auto" w:fill="FFFFFF" w:themeFill="background1"/>
-            <w:tcMar>
-              <w:top w:w="40" w:type="dxa"/>
-              <w:left w:w="60" w:type="dxa"/>
-              <w:bottom w:w="40" w:type="dxa"/>
-              <w:right w:w="60" w:type="dxa"/>
-            </w:tcMar>
-          </w:tcPr>
-          <w:p>
-            <w:pPr>
-              <w:rPr>
-                <w:sz w:val="18"/>
-                <w:szCs w:val="18"/>
-                <w:lang w:val="en-US"/>
-              </w:rPr>
-            </w:pPr>
-            <w:proofErr w:type="spellStart"/>
-            <w:r>
-              <w:rPr>
-                <w:b/>
-                <w:bCs/>
-                <w:sz w:val="18"/>
-                <w:szCs w:val="18"/>
-                <w:lang w:val="en-US"/>
-              </w:rPr>
-              <w:t>Prioridad</w:t>
-            </w:r>
-            <w:proofErr w:type="spellEnd"/>
-          </w:p>
-        </w:tc>
-        <w:tc>
-          <w:tcPr>
-            <w:tcW w:w="6825" w:type="dxa"/>
-            <w:tcBorders>
-              <w:top w:val="single" w:sz="1" w:space="0" w:color="AAAAAA"/>
-              <w:left w:val="single" w:sz="1" w:space="0" w:color="AAAAAA"/>
-              <w:bottom w:val="single" w:sz="1" w:space="0" w:color="AAAAAA"/>
-              <w:right w:val="single" w:sz="1" w:space="0" w:color="AAAAAA"/>
-            </w:tcBorders>
-            <w:shd w:val="clear" w:color="auto" w:fill="FFFFFF" w:themeFill="background1"/>
-            <w:tcMar>
-              <w:top w:w="40" w:type="dxa"/>
-              <w:left w:w="60" w:type="dxa"/>
-              <w:bottom w:w="40" w:type="dxa"/>
-              <w:right w:w="60" w:type="dxa"/>
-            </w:tcMar>
-          </w:tcPr>
-          <w:p>
-            <w:pPr>
-              <w:rPr>
-                <w:sz w:val="18"/>
-                <w:szCs w:val="18"/>
-              </w:rPr>
-            </w:pPr>
-            <w:r>
-              <w:rPr>
-                <w:sz w:val="20"/>
-              </w:rPr>
               <w:t>Alta (Must)</w:t>
             </w:r>
           </w:p>
@@ -4868,68 +4806,123 @@
         <w:rPr>
           <w:sz w:val="22"/>
           <w:szCs w:val="22"/>
-          <w:lang w:val="en-US"/>
         </w:rPr>
       </w:pPr>
       <w:r>
         <w:rPr>
           <w:sz w:val="22"/>
           <w:szCs w:val="22"/>
-          <w:lang w:val="en-US"/>
-        </w:rPr>
-        <w:t xml:space="preserve">3.1 </w:t>
-      </w:r>
-      <w:proofErr w:type="spellStart"/>
-      <w:r>
-        <w:rPr>
-          <w:sz w:val="22"/>
-          <w:szCs w:val="22"/>
-          <w:lang w:val="en-US"/>
-        </w:rPr>
-        <w:t>Descripción</w:t>
-      </w:r>
-      <w:proofErr w:type="spellEnd"/>
+        </w:rPr>
+        <w:t>3.1 Descripción</w:t>
+      </w:r>
     </w:p>
     <w:p>
       <w:pPr>
-        <w:spacing w:before="240" w:after="100"/>
-      </w:pPr>
-      <w:r>
-        <w:rPr>
-          <w:szCs w:val="22"/>
-          <w:lang w:val="es-ES"/>
-        </w:rPr>
-        <w:t xml:space="preserve">El paciente inicia una solicitud de atención médica mediante el </w:t>
+        <w:pStyle w:val="Ttulo2"/>
+        <w:spacing w:before="150"/>
+        <w:rPr>
+          <w:b w:val="0"/>
+          <w:bCs w:val="0"/>
+          <w:color w:val="auto"/>
+          <w:sz w:val="22"/>
+          <w:szCs w:val="22"/>
+        </w:rPr>
+      </w:pPr>
+      <w:r>
+        <w:rPr>
+          <w:b w:val="0"/>
+          <w:bCs w:val="0"/>
+          <w:color w:val="auto"/>
+          <w:sz w:val="22"/>
+          <w:szCs w:val="22"/>
+        </w:rPr>
+        <w:t xml:space="preserve">El Paciente inicia una solicitud de atención médica a través de tres modalidades: </w:t>
       </w:r>
       <w:proofErr w:type="spellStart"/>
       <w:r>
         <w:rPr>
-          <w:szCs w:val="22"/>
-          <w:lang w:val="es-ES"/>
+          <w:b w:val="0"/>
+          <w:bCs w:val="0"/>
+          <w:color w:val="auto"/>
+          <w:sz w:val="22"/>
+          <w:szCs w:val="22"/>
         </w:rPr>
         <w:t>bot</w:t>
       </w:r>
       <w:proofErr w:type="spellEnd"/>
       <w:r>
         <w:rPr>
-          <w:szCs w:val="22"/>
-          <w:lang w:val="es-ES"/>
-        </w:rPr>
-        <w:t xml:space="preserve"> conversacional utilizando texto o voz.</w:t>
-      </w:r>
-      <w:r>
-        <w:rPr>
-          <w:szCs w:val="22"/>
-          <w:lang w:val="es-ES"/>
-        </w:rPr>
-        <w:t xml:space="preserve"> </w:t>
-      </w:r>
-      <w:r>
-        <w:rPr>
-          <w:szCs w:val="22"/>
-          <w:lang w:val="es-ES"/>
-        </w:rPr>
-        <w:t>SAMR envía la información clínica a Med-Gemini para clasificar el nivel de riesgo, generar una explicación comprensible (XAI) y asignar automáticamente el caso al personal médico y al centro de asistencia más adecuado según disponibilidad, especialidad y ubicación.</w:t>
+          <w:b w:val="0"/>
+          <w:bCs w:val="0"/>
+          <w:color w:val="auto"/>
+          <w:sz w:val="22"/>
+          <w:szCs w:val="22"/>
+        </w:rPr>
+        <w:t xml:space="preserve"> conversacional guiado, formulario autónomo, o botón de alerta de emergencia con datos de un Dispositivo </w:t>
+      </w:r>
+      <w:proofErr w:type="spellStart"/>
+      <w:r>
+        <w:rPr>
+          <w:b w:val="0"/>
+          <w:bCs w:val="0"/>
+          <w:color w:val="auto"/>
+          <w:sz w:val="22"/>
+          <w:szCs w:val="22"/>
+        </w:rPr>
+        <w:t>IoT</w:t>
+      </w:r>
+      <w:proofErr w:type="spellEnd"/>
+      <w:r>
+        <w:rPr>
+          <w:b w:val="0"/>
+          <w:bCs w:val="0"/>
+          <w:color w:val="auto"/>
+          <w:sz w:val="22"/>
+          <w:szCs w:val="22"/>
+        </w:rPr>
+        <w:t xml:space="preserve">. El Módulo de Solicitudes (M2) envía la información clínica </w:t>
+      </w:r>
+      <w:r>
+        <w:rPr>
+          <w:b w:val="0"/>
+          <w:bCs w:val="0"/>
+          <w:color w:val="auto"/>
+          <w:sz w:val="22"/>
+          <w:szCs w:val="22"/>
+        </w:rPr>
+        <w:t xml:space="preserve">de </w:t>
+      </w:r>
+      <w:r>
+        <w:rPr>
+          <w:b w:val="0"/>
+          <w:bCs w:val="0"/>
+          <w:color w:val="auto"/>
+          <w:sz w:val="22"/>
+          <w:szCs w:val="22"/>
+        </w:rPr>
+        <w:t xml:space="preserve">Med-Gemini para clasificar el nivel de riesgo y generar una explicación comprensible (XAI). El Motor de </w:t>
+      </w:r>
+      <w:proofErr w:type="spellStart"/>
+      <w:r>
+        <w:rPr>
+          <w:b w:val="0"/>
+          <w:bCs w:val="0"/>
+          <w:color w:val="auto"/>
+          <w:sz w:val="22"/>
+          <w:szCs w:val="22"/>
+        </w:rPr>
+        <w:t>Matching</w:t>
+      </w:r>
+      <w:proofErr w:type="spellEnd"/>
+      <w:r>
+        <w:rPr>
+          <w:b w:val="0"/>
+          <w:bCs w:val="0"/>
+          <w:color w:val="auto"/>
+          <w:sz w:val="22"/>
+          <w:szCs w:val="22"/>
+        </w:rPr>
+        <w:t xml:space="preserve"> asigna automáticamente el caso al Personal Médico y al Centro de Asistencia más adecuado según disponibilidad, especialidad y ubicación.</w:t>
       </w:r>
     </w:p>
     <w:p>
@@ -4939,27 +4932,15 @@
         <w:rPr>
           <w:sz w:val="22"/>
           <w:szCs w:val="22"/>
-          <w:lang w:val="en-US"/>
         </w:rPr>
       </w:pPr>
       <w:r>
         <w:rPr>
           <w:sz w:val="22"/>
           <w:szCs w:val="22"/>
-          <w:lang w:val="en-US"/>
-        </w:rPr>
-        <w:t xml:space="preserve">3.2 </w:t>
-      </w:r>
-      <w:proofErr w:type="spellStart"/>
-      <w:r>
-        <w:rPr>
-          <w:sz w:val="22"/>
-          <w:szCs w:val="22"/>
-          <w:lang w:val="en-US"/>
-        </w:rPr>
-        <w:t>Precondiciones</w:t>
-      </w:r>
-      <w:proofErr w:type="spellEnd"/>
+        </w:rPr>
+        <w:t>3.2 Precondiciones</w:t>
+      </w:r>
     </w:p>
     <w:p>
       <w:pPr>
@@ -5141,26 +5122,8 @@
           <w:szCs w:val="22"/>
           <w:lang w:val="es-EC"/>
         </w:rPr>
-        <w:t xml:space="preserve">3.3 Flujo Principal (Escenario de </w:t>
-      </w:r>
-      <w:proofErr w:type="gramStart"/>
-      <w:r>
-        <w:rPr>
-          <w:sz w:val="22"/>
-          <w:szCs w:val="22"/>
-          <w:lang w:val="es-EC"/>
-        </w:rPr>
-        <w:t>Éxito)</w:t>
-      </w:r>
-      <w:r>
-        <w:rPr>
-          <w:sz w:val="22"/>
-          <w:szCs w:val="22"/>
-          <w:lang w:val="es-EC"/>
-        </w:rPr>
-        <w:t>ç</w:t>
-      </w:r>
-      <w:proofErr w:type="gramEnd"/>
+        <w:t>3.3 Flujo Principal (Escenario de Éxito)</w:t>
+      </w:r>
     </w:p>
     <w:tbl>
       <w:tblPr>
@@ -5857,7 +5820,20 @@
               <w:rPr>
                 <w:sz w:val="20"/>
               </w:rPr>
-              <w:t>El Panel Dinámico de Estados notifica al Paciente la confirmación de asignación y el tiempo estimado de atención.</w:t>
+              <w:t xml:space="preserve">El Panel Dinámico de Estados </w:t>
+            </w:r>
+            <w:r>
+              <w:rPr>
+                <w:sz w:val="20"/>
+                <w:u w:val="single"/>
+              </w:rPr>
+              <w:t>notifica</w:t>
+            </w:r>
+            <w:r>
+              <w:rPr>
+                <w:sz w:val="20"/>
+              </w:rPr>
+              <w:t xml:space="preserve"> al Paciente la confirmación de asignación y el tiempo estimado de atención.</w:t>
             </w:r>
           </w:p>
         </w:tc>
@@ -12810,25 +12786,7 @@
           <w:szCs w:val="22"/>
           <w:lang w:val="es-EC"/>
         </w:rPr>
-        <w:t xml:space="preserve">ntidades (por </w:t>
-      </w:r>
-      <w:proofErr w:type="gramStart"/>
-      <w:r>
-        <w:rPr>
-          <w:sz w:val="22"/>
-          <w:szCs w:val="22"/>
-          <w:lang w:val="es-EC"/>
-        </w:rPr>
-        <w:t>línea</w:t>
-      </w:r>
-      <w:proofErr w:type="gramEnd"/>
-      <w:r>
-        <w:rPr>
-          <w:sz w:val="22"/>
-          <w:szCs w:val="22"/>
-          <w:lang w:val="es-EC"/>
-        </w:rPr>
-        <w:t xml:space="preserve"> de la especificación)</w:t>
+        <w:t>ntidades (por línea de la especificación)</w:t>
       </w:r>
       <w:bookmarkEnd w:id="15"/>
     </w:p>
@@ -12868,21 +12826,7 @@
         <w:rPr>
           <w:lang w:val="es-EC"/>
         </w:rPr>
-        <w:t xml:space="preserve"> por </w:t>
-      </w:r>
-      <w:proofErr w:type="gramStart"/>
-      <w:r>
-        <w:rPr>
-          <w:lang w:val="es-EC"/>
-        </w:rPr>
-        <w:t>línea</w:t>
-      </w:r>
-      <w:proofErr w:type="gramEnd"/>
-      <w:r>
-        <w:rPr>
-          <w:lang w:val="es-EC"/>
-        </w:rPr>
-        <w:t xml:space="preserve"> del flujo proporcionado:</w:t>
+        <w:t xml:space="preserve"> por línea del flujo proporcionado:</w:t>
       </w:r>
     </w:p>
     <w:tbl>
@@ -16078,25 +16022,7 @@
           <w:szCs w:val="22"/>
           <w:lang w:val="es-EC"/>
         </w:rPr>
-        <w:t xml:space="preserve">ntidades (por </w:t>
-      </w:r>
-      <w:proofErr w:type="gramStart"/>
-      <w:r>
-        <w:rPr>
-          <w:sz w:val="22"/>
-          <w:szCs w:val="22"/>
-          <w:lang w:val="es-EC"/>
-        </w:rPr>
-        <w:t>línea</w:t>
-      </w:r>
-      <w:proofErr w:type="gramEnd"/>
-      <w:r>
-        <w:rPr>
-          <w:sz w:val="22"/>
-          <w:szCs w:val="22"/>
-          <w:lang w:val="es-EC"/>
-        </w:rPr>
-        <w:t xml:space="preserve"> de la especificación)</w:t>
+        <w:t>ntidades (por línea de la especificación)</w:t>
       </w:r>
       <w:bookmarkEnd w:id="17"/>
     </w:p>
@@ -16136,21 +16062,7 @@
         <w:rPr>
           <w:lang w:val="es-EC"/>
         </w:rPr>
-        <w:t xml:space="preserve"> por </w:t>
-      </w:r>
-      <w:proofErr w:type="gramStart"/>
-      <w:r>
-        <w:rPr>
-          <w:lang w:val="es-EC"/>
-        </w:rPr>
-        <w:t>línea</w:t>
-      </w:r>
-      <w:proofErr w:type="gramEnd"/>
-      <w:r>
-        <w:rPr>
-          <w:lang w:val="es-EC"/>
-        </w:rPr>
-        <w:t xml:space="preserve"> del flujo proporcionado:</w:t>
+        <w:t xml:space="preserve"> por línea del flujo proporcionado:</w:t>
       </w:r>
     </w:p>
     <w:tbl>
@@ -18845,23 +18757,13 @@
           <w:lang w:val="es-EC"/>
         </w:rPr>
       </w:pPr>
-      <w:proofErr w:type="gramStart"/>
       <w:r>
         <w:rPr>
           <w:sz w:val="22"/>
           <w:szCs w:val="22"/>
           <w:lang w:val="es-EC"/>
         </w:rPr>
-        <w:t>Co-ocurrencia</w:t>
-      </w:r>
-      <w:proofErr w:type="gramEnd"/>
-      <w:r>
-        <w:rPr>
-          <w:sz w:val="22"/>
-          <w:szCs w:val="22"/>
-          <w:lang w:val="es-EC"/>
-        </w:rPr>
-        <w:t xml:space="preserve"> de entidades (sustantivos) dentro de una misma línea de la especificación → Relaciones entre clases.</w:t>
+        <w:t>Co-ocurrencia de entidades (sustantivos) dentro de una misma línea de la especificación → Relaciones entre clases.</w:t>
       </w:r>
     </w:p>
     <w:p>
@@ -23101,7 +23003,6 @@
   <w:style w:type="character" w:default="1" w:styleId="Fuentedeprrafopredeter">
     <w:name w:val="Default Paragraph Font"/>
     <w:uiPriority w:val="1"/>
-    <w:semiHidden/>
     <w:unhideWhenUsed/>
   </w:style>
   <w:style w:type="table" w:default="1" w:styleId="Tablanormal">
@@ -23789,15 +23690,18 @@
 </file>
 
 <file path=customXml/item1.xml><?xml version="1.0" encoding="utf-8"?>
-<?mso-contentType ?>
-<FormTemplates xmlns="http://schemas.microsoft.com/sharepoint/v3/contenttype/forms">
-  <Display>DocumentLibraryForm</Display>
-  <Edit>DocumentLibraryForm</Edit>
-  <New>DocumentLibraryForm</New>
-</FormTemplates>
+<p:properties xmlns:p="http://schemas.microsoft.com/office/2006/metadata/properties" xmlns:xsi="http://www.w3.org/2001/XMLSchema-instance" xmlns:pc="http://schemas.microsoft.com/office/infopath/2007/PartnerControls">
+  <documentManagement>
+    <_activity xmlns="af0e00dc-74e7-4d9c-b8fc-1a484b43abbc" xsi:nil="true"/>
+  </documentManagement>
+</p:properties>
 </file>
 
 <file path=customXml/item2.xml><?xml version="1.0" encoding="utf-8"?>
+<b:Sources xmlns:b="http://schemas.openxmlformats.org/officeDocument/2006/bibliography" xmlns="http://schemas.openxmlformats.org/officeDocument/2006/bibliography" SelectedStyle="/APASixthEditionOfficeOnline.xsl" StyleName="APA" Version="6"/>
+</file>
+
+<file path=customXml/item3.xml><?xml version="1.0" encoding="utf-8"?>
 <ct:contentTypeSchema xmlns:ct="http://schemas.microsoft.com/office/2006/metadata/contentType" xmlns:ma="http://schemas.microsoft.com/office/2006/metadata/properties/metaAttributes" ct:_="" ma:_="" ma:contentTypeName="Documento" ma:contentTypeID="0x010100968E219E75EA3146B37DED11ACDBE296" ma:contentTypeVersion="10" ma:contentTypeDescription="Crear nuevo documento." ma:contentTypeScope="" ma:versionID="868fc731d2ff13058fb99fe8e8a46831">
   <xsd:schema xmlns:xsd="http://www.w3.org/2001/XMLSchema" xmlns:xs="http://www.w3.org/2001/XMLSchema" xmlns:p="http://schemas.microsoft.com/office/2006/metadata/properties" xmlns:ns3="af0e00dc-74e7-4d9c-b8fc-1a484b43abbc" targetNamespace="http://schemas.microsoft.com/office/2006/metadata/properties" ma:root="true" ma:fieldsID="bd08679f8959137633af3dab59ccfadc" ns3:_="">
     <xsd:import namespace="af0e00dc-74e7-4d9c-b8fc-1a484b43abbc"/>
@@ -23977,27 +23881,34 @@
 </ct:contentTypeSchema>
 </file>
 
-<file path=customXml/item3.xml><?xml version="1.0" encoding="utf-8"?>
-<b:Sources xmlns:b="http://schemas.openxmlformats.org/officeDocument/2006/bibliography" xmlns="http://schemas.openxmlformats.org/officeDocument/2006/bibliography" SelectedStyle="/APASixthEditionOfficeOnline.xsl" StyleName="APA" Version="6"/>
-</file>
-
 <file path=customXml/item4.xml><?xml version="1.0" encoding="utf-8"?>
-<p:properties xmlns:p="http://schemas.microsoft.com/office/2006/metadata/properties" xmlns:xsi="http://www.w3.org/2001/XMLSchema-instance" xmlns:pc="http://schemas.microsoft.com/office/infopath/2007/PartnerControls">
-  <documentManagement>
-    <_activity xmlns="af0e00dc-74e7-4d9c-b8fc-1a484b43abbc" xsi:nil="true"/>
-  </documentManagement>
-</p:properties>
+<?mso-contentType ?>
+<FormTemplates xmlns="http://schemas.microsoft.com/sharepoint/v3/contenttype/forms">
+  <Display>DocumentLibraryForm</Display>
+  <Edit>DocumentLibraryForm</Edit>
+  <New>DocumentLibraryForm</New>
+</FormTemplates>
 </file>
 
 <file path=customXml/itemProps1.xml><?xml version="1.0" encoding="utf-8"?>
-<ds:datastoreItem xmlns:ds="http://schemas.openxmlformats.org/officeDocument/2006/customXml" ds:itemID="{5DC957EE-869C-4D86-9EA5-9E0DC594731A}">
+<ds:datastoreItem xmlns:ds="http://schemas.openxmlformats.org/officeDocument/2006/customXml" ds:itemID="{D53B3D54-DA97-4CC5-A769-4E68FFD099AF}">
   <ds:schemaRefs>
-    <ds:schemaRef ds:uri="http://schemas.microsoft.com/sharepoint/v3/contenttype/forms"/>
+    <ds:schemaRef ds:uri="http://schemas.microsoft.com/office/2006/metadata/properties"/>
+    <ds:schemaRef ds:uri="http://schemas.microsoft.com/office/infopath/2007/PartnerControls"/>
+    <ds:schemaRef ds:uri="af0e00dc-74e7-4d9c-b8fc-1a484b43abbc"/>
   </ds:schemaRefs>
 </ds:datastoreItem>
 </file>
 
 <file path=customXml/itemProps2.xml><?xml version="1.0" encoding="utf-8"?>
+<ds:datastoreItem xmlns:ds="http://schemas.openxmlformats.org/officeDocument/2006/customXml" ds:itemID="{0A7987B5-C7B9-3544-9188-0BC030BD7910}">
+  <ds:schemaRefs>
+    <ds:schemaRef ds:uri="http://schemas.openxmlformats.org/officeDocument/2006/bibliography"/>
+  </ds:schemaRefs>
+</ds:datastoreItem>
+</file>
+
+<file path=customXml/itemProps3.xml><?xml version="1.0" encoding="utf-8"?>
 <ds:datastoreItem xmlns:ds="http://schemas.openxmlformats.org/officeDocument/2006/customXml" ds:itemID="{33EA3027-EF75-4F58-ACFA-EC26A573AE24}">
   <ds:schemaRefs>
     <ds:schemaRef ds:uri="http://schemas.microsoft.com/office/2006/metadata/contentType"/>
@@ -24015,20 +23926,10 @@
 </ds:datastoreItem>
 </file>
 
-<file path=customXml/itemProps3.xml><?xml version="1.0" encoding="utf-8"?>
-<ds:datastoreItem xmlns:ds="http://schemas.openxmlformats.org/officeDocument/2006/customXml" ds:itemID="{0A7987B5-C7B9-3544-9188-0BC030BD7910}">
+<file path=customXml/itemProps4.xml><?xml version="1.0" encoding="utf-8"?>
+<ds:datastoreItem xmlns:ds="http://schemas.openxmlformats.org/officeDocument/2006/customXml" ds:itemID="{5DC957EE-869C-4D86-9EA5-9E0DC594731A}">
   <ds:schemaRefs>
-    <ds:schemaRef ds:uri="http://schemas.openxmlformats.org/officeDocument/2006/bibliography"/>
-  </ds:schemaRefs>
-</ds:datastoreItem>
-</file>
-
-<file path=customXml/itemProps4.xml><?xml version="1.0" encoding="utf-8"?>
-<ds:datastoreItem xmlns:ds="http://schemas.openxmlformats.org/officeDocument/2006/customXml" ds:itemID="{D53B3D54-DA97-4CC5-A769-4E68FFD099AF}">
-  <ds:schemaRefs>
-    <ds:schemaRef ds:uri="http://schemas.microsoft.com/office/2006/metadata/properties"/>
-    <ds:schemaRef ds:uri="http://schemas.microsoft.com/office/infopath/2007/PartnerControls"/>
-    <ds:schemaRef ds:uri="af0e00dc-74e7-4d9c-b8fc-1a484b43abbc"/>
+    <ds:schemaRef ds:uri="http://schemas.microsoft.com/sharepoint/v3/contenttype/forms"/>
   </ds:schemaRefs>
 </ds:datastoreItem>
 </file>